--- a/exports/docx/configuration-reference.docx
+++ b/exports/docx/configuration-reference.docx
@@ -1958,7 +1958,7 @@
         <w:color w:val="808080"/>
         <w:sz w:val="14"/>
       </w:rPr>
-      <w:t>CUI | UIAO Program | Generated 2026-04-11</w:t>
+      <w:t>CUI | UIAO Program | Generated 2026-04-13</w:t>
     </w:r>
   </w:p>
 </w:ftr>
